--- a/src/content/bios/Bokova-IG 2025.docx
+++ b/src/content/bios/Bokova-IG 2025.docx
@@ -1,6 +1,6 @@
 
 <file path=word/document.xml><?xml version="1.0" encoding="utf-8"?>
-<w:document xmlns:wpc="http://schemas.microsoft.com/office/word/2010/wordprocessingCanvas" xmlns:cx="http://schemas.microsoft.com/office/drawing/2014/chartex" xmlns:cx1="http://schemas.microsoft.com/office/drawing/2015/9/8/chartex" xmlns:cx2="http://schemas.microsoft.com/office/drawing/2015/10/21/chartex" xmlns:cx3="http://schemas.microsoft.com/office/drawing/2016/5/9/chartex" xmlns:cx4="http://schemas.microsoft.com/office/drawing/2016/5/10/chartex" xmlns:cx5="http://schemas.microsoft.com/office/drawing/2016/5/11/chartex" xmlns:cx6="http://schemas.microsoft.com/office/drawing/2016/5/12/chartex" xmlns:cx7="http://schemas.microsoft.com/office/drawing/2016/5/13/chartex" xmlns:cx8="http://schemas.microsoft.com/office/drawing/2016/5/14/chartex" xmlns:mc="http://schemas.openxmlformats.org/markup-compatibility/2006" xmlns:aink="http://schemas.microsoft.com/office/drawing/2016/ink" xmlns:am3d="http://schemas.microsoft.com/office/drawing/2017/model3d" xmlns:o="urn:schemas-microsoft-com:office:office" xmlns:oel="http://schemas.microsoft.com/office/2019/extlst" xmlns:r="http://schemas.openxmlformats.org/officeDocument/2006/relationships" xmlns:m="http://schemas.openxmlformats.org/officeDocument/2006/math" xmlns:v="urn:schemas-microsoft-com:vml" xmlns:wp14="http://schemas.microsoft.com/office/word/2010/wordprocessingDrawing" xmlns:wp="http://schemas.openxmlformats.org/drawingml/2006/wordprocessingDrawing" xmlns:w10="urn:schemas-microsoft-com:office:word" xmlns:w="http://schemas.openxmlformats.org/wordprocessingml/2006/main" xmlns:w14="http://schemas.microsoft.com/office/word/2010/wordml" xmlns:w15="http://schemas.microsoft.com/office/word/2012/wordml" xmlns:w16cex="http://schemas.microsoft.com/office/word/2018/wordml/cex" xmlns:w16cid="http://schemas.microsoft.com/office/word/2016/wordml/cid" xmlns:w16="http://schemas.microsoft.com/office/word/2018/wordml" xmlns:w16du="http://schemas.microsoft.com/office/word/2023/wordml/word16du" xmlns:w16sdtdh="http://schemas.microsoft.com/office/word/2020/wordml/sdtdatahash" xmlns:w16sdtfl="http://schemas.microsoft.com/office/word/2024/wordml/sdtformatlock" xmlns:w16se="http://schemas.microsoft.com/office/word/2015/wordml/symex" xmlns:wpg="http://schemas.microsoft.com/office/word/2010/wordprocessingGroup" xmlns:wpi="http://schemas.microsoft.com/office/word/2010/wordprocessingInk" xmlns:wne="http://schemas.microsoft.com/office/word/2006/wordml" xmlns:wps="http://schemas.microsoft.com/office/word/2010/wordprocessingShape" mc:Ignorable="w14 w15 w16se w16cid w16 w16cex w16sdtdh w16sdtfl w16du wp14">
+<w:document xmlns:wpc="http://schemas.microsoft.com/office/word/2010/wordprocessingCanvas" xmlns:cx="http://schemas.microsoft.com/office/drawing/2014/chartex" xmlns:cx1="http://schemas.microsoft.com/office/drawing/2015/9/8/chartex" xmlns:cx2="http://schemas.microsoft.com/office/drawing/2015/10/21/chartex" xmlns:cx3="http://schemas.microsoft.com/office/drawing/2016/5/9/chartex" xmlns:cx4="http://schemas.microsoft.com/office/drawing/2016/5/10/chartex" xmlns:cx5="http://schemas.microsoft.com/office/drawing/2016/5/11/chartex" xmlns:cx6="http://schemas.microsoft.com/office/drawing/2016/5/12/chartex" xmlns:cx7="http://schemas.microsoft.com/office/drawing/2016/5/13/chartex" xmlns:cx8="http://schemas.microsoft.com/office/drawing/2016/5/14/chartex" xmlns:mc="http://schemas.openxmlformats.org/markup-compatibility/2006" xmlns:m="http://schemas.openxmlformats.org/officeDocument/2006/math" xmlns:aink="http://schemas.microsoft.com/office/drawing/2016/ink" xmlns:am3d="http://schemas.microsoft.com/office/drawing/2017/model3d" xmlns:oel="http://schemas.microsoft.com/office/2019/extlst" xmlns:r="http://schemas.openxmlformats.org/officeDocument/2006/relationships" xmlns:wp14="http://schemas.microsoft.com/office/word/2010/wordprocessingDrawing" xmlns:wp="http://schemas.openxmlformats.org/drawingml/2006/wordprocessingDrawing" xmlns:wpg="http://schemas.microsoft.com/office/word/2010/wordprocessingGroup" xmlns:wpi="http://schemas.microsoft.com/office/word/2010/wordprocessingInk" xmlns:wps="http://schemas.microsoft.com/office/word/2010/wordprocessingShape" xmlns:o="urn:schemas-microsoft-com:office:office" xmlns:v="urn:schemas-microsoft-com:vml" xmlns:w10="urn:schemas-microsoft-com:office:word" xmlns:w="http://schemas.openxmlformats.org/wordprocessingml/2006/main" xmlns:w14="http://schemas.microsoft.com/office/word/2010/wordml" xmlns:w15="http://schemas.microsoft.com/office/word/2012/wordml" xmlns:w16cei="http://schemas.microsoft.com/office/word/2026/wordml/cei" xmlns:w16cex="http://schemas.microsoft.com/office/word/2018/wordml/cex" xmlns:w16cid="http://schemas.microsoft.com/office/word/2016/wordml/cid" xmlns:w16="http://schemas.microsoft.com/office/word/2018/wordml" xmlns:w16sdtdh="http://schemas.microsoft.com/office/word/2020/wordml/sdtdatahash" xmlns:w16sdtfl="http://schemas.microsoft.com/office/word/2024/wordml/sdtformatlock" xmlns:w16se="http://schemas.microsoft.com/office/word/2015/wordml/symex" xmlns:w16du="http://schemas.microsoft.com/office/word/2023/wordml/word16du" xmlns:wne="http://schemas.microsoft.com/office/word/2006/wordml" mc:Ignorable="w14 w15 w16se w16cid w16 w16cex w16sdtdh w16sdtfl w16du wp14">
   <w:body>
     <w:p>
       <w:pPr>
@@ -18,43 +18,7 @@
           <w:b/>
           <w:bCs/>
         </w:rPr>
-        <w:t xml:space="preserve">BOKOVA, Irina Georgieva, Bulgarian politician and tenth Director-General of the United Nations Educational, Scientific and Cultural Organization (UNESCO) 2009-2017, was born 12 July 1952 in Sofia, Bulgaria. She is the daughter of Georgi Filipov </w:t>
-      </w:r>
-      <w:proofErr w:type="spellStart"/>
-      <w:r>
-        <w:rPr>
-          <w:rFonts w:ascii="Times New Roman" w:eastAsia="Arial" w:hAnsi="Times New Roman" w:cs="Times New Roman"/>
-          <w:b/>
-          <w:bCs/>
-        </w:rPr>
-        <w:t>Bokov</w:t>
-      </w:r>
-      <w:proofErr w:type="spellEnd"/>
-      <w:r>
-        <w:rPr>
-          <w:rFonts w:ascii="Times New Roman" w:eastAsia="Arial" w:hAnsi="Times New Roman" w:cs="Times New Roman"/>
-          <w:b/>
-          <w:bCs/>
-        </w:rPr>
-        <w:t xml:space="preserve">, journalist, and Nadezhda </w:t>
-      </w:r>
-      <w:proofErr w:type="spellStart"/>
-      <w:r>
-        <w:rPr>
-          <w:rFonts w:ascii="Times New Roman" w:eastAsia="Arial" w:hAnsi="Times New Roman" w:cs="Times New Roman"/>
-          <w:b/>
-          <w:bCs/>
-        </w:rPr>
-        <w:t>Karadzhova</w:t>
-      </w:r>
-      <w:proofErr w:type="spellEnd"/>
-      <w:r>
-        <w:rPr>
-          <w:rFonts w:ascii="Times New Roman" w:eastAsia="Arial" w:hAnsi="Times New Roman" w:cs="Times New Roman"/>
-          <w:b/>
-          <w:bCs/>
-        </w:rPr>
-        <w:t xml:space="preserve">, radiobiologist. She married Lubomir Kolarov, </w:t>
+        <w:t xml:space="preserve">BOKOVA, Irina Georgieva, Bulgarian politician and tenth Director-General of the United Nations Educational, Scientific and Cultural Organization (UNESCO) 2009-2017, was born 12 July 1952 in Sofia, Bulgaria. She is the daughter of Georgi Filipov Bokov, journalist, and Nadezhda Karadzhova, radiobiologist. She married Lubomir Kolarov, </w:t>
       </w:r>
       <w:r>
         <w:rPr>
@@ -195,17 +159,13 @@
         </w:rPr>
         <w:t xml:space="preserve">Source: </w:t>
       </w:r>
-      <w:hyperlink r:id="rId7" w:history="1">
-        <w:r>
-          <w:rPr>
-            <w:rStyle w:val="Hyperlink"/>
-            <w:rFonts w:ascii="Times New Roman" w:eastAsia="Arial" w:hAnsi="Times New Roman" w:cs="Times New Roman"/>
-            <w:u w:val="none"/>
-            <w:lang w:val="fr-FR"/>
-          </w:rPr>
-          <w:t>https://nl.wikipedia.org/wiki/Irina_Bokova</w:t>
-        </w:r>
-      </w:hyperlink>
+      <w:r>
+        <w:rPr>
+          <w:rFonts w:ascii="Times New Roman" w:hAnsi="Times New Roman" w:cs="Times New Roman"/>
+          <w:lang w:val="en-GB"/>
+        </w:rPr>
+        <w:t>Bokova, 23 October 2009, UNESCO, photographer Michel Ravassard</w:t>
+      </w:r>
     </w:p>
     <w:p>
       <w:pPr>
@@ -233,35 +193,7 @@
         <w:rPr>
           <w:rFonts w:ascii="Times New Roman" w:eastAsia="Arial" w:hAnsi="Times New Roman" w:cs="Times New Roman"/>
         </w:rPr>
-        <w:t xml:space="preserve">Bokova grew up in Bulgaria during its Communist era. Her parents hailed from a village in the </w:t>
-      </w:r>
-      <w:proofErr w:type="spellStart"/>
-      <w:r>
-        <w:rPr>
-          <w:rFonts w:ascii="Times New Roman" w:eastAsia="Arial" w:hAnsi="Times New Roman" w:cs="Times New Roman"/>
-        </w:rPr>
-        <w:t>Pirin</w:t>
-      </w:r>
-      <w:proofErr w:type="spellEnd"/>
-      <w:r>
-        <w:rPr>
-          <w:rFonts w:ascii="Times New Roman" w:eastAsia="Arial" w:hAnsi="Times New Roman" w:cs="Times New Roman"/>
-        </w:rPr>
-        <w:t xml:space="preserve"> Mountains known for its partisan activists during the Second World War. Both were actively engaged in the resistance movement against the Fascist Bulgarian government connected to Nazi Germany. Toward the end of the war the Soviet Red Army entered Bulgaria, after which the monarchy was abolished and the People’s Republic of Bulgaria established in 1946 under Bulgarian Communist Party (BCP) leader Georgi Dimitrov. Following the war, many former partisans were recognized as party members and the </w:t>
-      </w:r>
-      <w:proofErr w:type="spellStart"/>
-      <w:r>
-        <w:rPr>
-          <w:rFonts w:ascii="Times New Roman" w:eastAsia="Arial" w:hAnsi="Times New Roman" w:cs="Times New Roman"/>
-        </w:rPr>
-        <w:t>Bokov</w:t>
-      </w:r>
-      <w:proofErr w:type="spellEnd"/>
-      <w:r>
-        <w:rPr>
-          <w:rFonts w:ascii="Times New Roman" w:eastAsia="Arial" w:hAnsi="Times New Roman" w:cs="Times New Roman"/>
-        </w:rPr>
-        <w:t xml:space="preserve"> family became part of the leading members of Bulgarian society. Bokova’s</w:t>
+        <w:t>Bokova grew up in Bulgaria during its Communist era. Her parents hailed from a village in the Pirin Mountains known for its partisan activists during the Second World War. Both were actively engaged in the resistance movement against the Fascist Bulgarian government connected to Nazi Germany. Toward the end of the war the Soviet Red Army entered Bulgaria, after which the monarchy was abolished and the People’s Republic of Bulgaria established in 1946 under Bulgarian Communist Party (BCP) leader Georgi Dimitrov. Following the war, many former partisans were recognized as party members and the Bokov family became part of the leading members of Bulgarian society. Bokova’s</w:t>
       </w:r>
       <w:r>
         <w:rPr>
@@ -277,23 +209,13 @@
         </w:rPr>
         <w:t xml:space="preserve">father was Editor-in-Chief of the official newspaper </w:t>
       </w:r>
-      <w:proofErr w:type="spellStart"/>
       <w:r>
         <w:rPr>
           <w:rFonts w:ascii="Times New Roman" w:eastAsia="Arial" w:hAnsi="Times New Roman" w:cs="Times New Roman"/>
           <w:i/>
           <w:iCs/>
         </w:rPr>
-        <w:t>Rabotnichesko</w:t>
-      </w:r>
-      <w:proofErr w:type="spellEnd"/>
-      <w:r>
-        <w:rPr>
-          <w:rFonts w:ascii="Times New Roman" w:eastAsia="Arial" w:hAnsi="Times New Roman" w:cs="Times New Roman"/>
-          <w:i/>
-          <w:iCs/>
-        </w:rPr>
-        <w:t xml:space="preserve"> Delo</w:t>
+        <w:t>Rabotnichesko Delo</w:t>
       </w:r>
       <w:r>
         <w:rPr>
@@ -322,21 +244,7 @@
           <w:rFonts w:ascii="Times New Roman" w:eastAsia="Arial" w:hAnsi="Times New Roman" w:cs="Times New Roman"/>
         </w:rPr>
         <w:lastRenderedPageBreak/>
-        <w:t xml:space="preserve">In 1991 and 1992 she was back at the Ministry of Foreign Affairs. From September 1992 to December 1994 she was a North Atlantic Treaty Organization (NATO) Fellow, participating in NATO’s </w:t>
-      </w:r>
-      <w:proofErr w:type="spellStart"/>
-      <w:r>
-        <w:rPr>
-          <w:rFonts w:ascii="Times New Roman" w:eastAsia="Arial" w:hAnsi="Times New Roman" w:cs="Times New Roman"/>
-        </w:rPr>
-        <w:t>Programme</w:t>
-      </w:r>
-      <w:proofErr w:type="spellEnd"/>
-      <w:r>
-        <w:rPr>
-          <w:rFonts w:ascii="Times New Roman" w:eastAsia="Arial" w:hAnsi="Times New Roman" w:cs="Times New Roman"/>
-        </w:rPr>
-        <w:t xml:space="preserve"> for Central and Eastern Europe on Democratic Institutions, with a focus on national and legal mechanisms for the protection of minorities. </w:t>
+        <w:t xml:space="preserve">In 1991 and 1992 she was back at the Ministry of Foreign Affairs. From September 1992 to December 1994 she was a North Atlantic Treaty Organization (NATO) Fellow, participating in NATO’s Programme for Central and Eastern Europe on Democratic Institutions, with a focus on national and legal mechanisms for the protection of minorities. </w:t>
       </w:r>
     </w:p>
     <w:p>
@@ -352,21 +260,7 @@
         <w:rPr>
           <w:rFonts w:ascii="Times New Roman" w:eastAsia="Arial" w:hAnsi="Times New Roman" w:cs="Times New Roman"/>
         </w:rPr>
-        <w:t xml:space="preserve">Bokova worked her way to the top of the ministry and served as Deputy Minister of Foreign Affairs (1995-1996), responsible for UN matters as well as relations with NATO (of which Bulgaria would become a member in 2004), the Organization for Security and Cooperation in Europe and the European Union (EU). In 1995 she attended the UN’s Fourth World Conference on Women convened in Beijing, China as Vice-President of the Bulgarian delegation, after having been a delegation member at the previous world conferences on women in Copenhagen, Denmark (1980) and Nairobi, Kenya (1985). In 1996 Bokova was a vice-presidential candidate in the national elections, running with Ivan </w:t>
-      </w:r>
-      <w:proofErr w:type="spellStart"/>
-      <w:r>
-        <w:rPr>
-          <w:rFonts w:ascii="Times New Roman" w:eastAsia="Arial" w:hAnsi="Times New Roman" w:cs="Times New Roman"/>
-        </w:rPr>
-        <w:t>Marazov</w:t>
-      </w:r>
-      <w:proofErr w:type="spellEnd"/>
-      <w:r>
-        <w:rPr>
-          <w:rFonts w:ascii="Times New Roman" w:eastAsia="Arial" w:hAnsi="Times New Roman" w:cs="Times New Roman"/>
-        </w:rPr>
-        <w:t xml:space="preserve"> of the BSP, but they lost. She then became Acting Minister of Foreign Affairs under Zhan Videnov’s short-lived Socialist government (November 1996-February 1997). In November and December 1999, she attended Harvard University’s John F. Kennedy School of Government in an executive program in leadership and economic development. In her second parliamentary term (2001-2005), Bokova represented the Coalition for Bulgaria group of parties. She was Deputy Chairperson of the Foreign Policy, Defense and Security Committee and the Joint Parliamentary Committee. She was also a member of the European Integration Committee, becoming first negotiator for Bulgaria’s bid to join the EU (effective from January 2007). Between 2005 and 2009 Bokova served as Bulgaria’s Ambassador to France and Monaco and was Bulgaria’s permanent delegate to the United Nations Educational, Scientific and Cultural Organization (UNESCO) in Paris. She became a member of UNESCO’s Executive Board in October 2007, and, in February 2008, she chaired the Second Extraordinary Session of the Intergovernmental Committee for the Safeguarding of the Intangible Cultural Heritage in Sofia.</w:t>
+        <w:t>Bokova worked her way to the top of the ministry and served as Deputy Minister of Foreign Affairs (1995-1996), responsible for UN matters as well as relations with NATO (of which Bulgaria would become a member in 2004), the Organization for Security and Cooperation in Europe and the European Union (EU). In 1995 she attended the UN’s Fourth World Conference on Women convened in Beijing, China as Vice-President of the Bulgarian delegation, after having been a delegation member at the previous world conferences on women in Copenhagen, Denmark (1980) and Nairobi, Kenya (1985). In 1996 Bokova was a vice-presidential candidate in the national elections, running with Ivan Marazov of the BSP, but they lost. She then became Acting Minister of Foreign Affairs under Zhan Videnov’s short-lived Socialist government (November 1996-February 1997). In November and December 1999, she attended Harvard University’s John F. Kennedy School of Government in an executive program in leadership and economic development. In her second parliamentary term (2001-2005), Bokova represented the Coalition for Bulgaria group of parties. She was Deputy Chairperson of the Foreign Policy, Defense and Security Committee and the Joint Parliamentary Committee. She was also a member of the European Integration Committee, becoming first negotiator for Bulgaria’s bid to join the EU (effective from January 2007). Between 2005 and 2009 Bokova served as Bulgaria’s Ambassador to France and Monaco and was Bulgaria’s permanent delegate to the United Nations Educational, Scientific and Cultural Organization (UNESCO) in Paris. She became a member of UNESCO’s Executive Board in October 2007, and, in February 2008, she chaired the Second Extraordinary Session of the Intergovernmental Committee for the Safeguarding of the Intangible Cultural Heritage in Sofia.</w:t>
       </w:r>
     </w:p>
     <w:p>
@@ -428,21 +322,7 @@
         <w:rPr>
           <w:rFonts w:ascii="Times New Roman" w:eastAsia="Arial" w:hAnsi="Times New Roman" w:cs="Times New Roman"/>
         </w:rPr>
-        <w:t>had not been included among the UN’s eight Millennium Development Goals (MDGs) of 2000-2015 but affirmed her commitment to exchange and dialogue between cultures as the best tools for building peace. The MDGs, however, included girls schooling as a priority goal (Target 3A). At Harvard University she argued that ‘empowering girls and women is almost the most powerful way’ to reach the MDGs. She highlighted UNESCO’s agreement with the US Smithsonian Institute to promote aspects of ‘intangible culture’ (oral traditions, performing arts, rituals and festive events), and declared that culture, ‘the ultimate renewable energy,’ needed support (</w:t>
-      </w:r>
-      <w:proofErr w:type="spellStart"/>
-      <w:r>
-        <w:rPr>
-          <w:rFonts w:ascii="Times New Roman" w:eastAsia="Arial" w:hAnsi="Times New Roman" w:cs="Times New Roman"/>
-        </w:rPr>
-        <w:t>Schorow</w:t>
-      </w:r>
-      <w:proofErr w:type="spellEnd"/>
-      <w:r>
-        <w:rPr>
-          <w:rFonts w:ascii="Times New Roman" w:eastAsia="Arial" w:hAnsi="Times New Roman" w:cs="Times New Roman"/>
-        </w:rPr>
-        <w:t xml:space="preserve"> 2010). </w:t>
+        <w:t xml:space="preserve">had not been included among the UN’s eight Millennium Development Goals (MDGs) of 2000-2015 but affirmed her commitment to exchange and dialogue between cultures as the best tools for building peace. The MDGs, however, included girls schooling as a priority goal (Target 3A). At Harvard University she argued that ‘empowering girls and women is almost the most powerful way’ to reach the MDGs. She highlighted UNESCO’s agreement with the US Smithsonian Institute to promote aspects of ‘intangible culture’ (oral traditions, performing arts, rituals and festive events), and declared that culture, ‘the ultimate renewable energy,’ needed support (Schorow 2010). </w:t>
       </w:r>
       <w:r>
         <w:rPr>
@@ -467,7 +347,7 @@
         </w:rPr>
         <w:t>In 2011 Bokova faced a difficult situation when the US government under President Barack Obama declared its opposition to a seat for Palestine on UNESCO’s governing body. On 29 November the UN General Assembly voted to change Palestine’s status from ‘observer entity’ to ‘non-member observer state’ by a vote of 138 in favor, 9 against (including the US) and 41 abstaining. UNESCO followed suit, when its General Conference voted to admit Palestine as a member-state, by a vote of 107 in favor, 14 against and 52 abstentions. The Obama Administration and many US Congress members vehemently opposed those moves, maintaining that Palestinian statehood could only be realized through direct negotiation between Israelis and Palestinians rather than through membership in UN entities. Bokova was caught in a bind, expecting budgetary penalties that would jeopardize proposed programs for women and girls. The US then withheld approximately 80 million dollars from UNESCO’s funding for the next year, as required by two Congressional laws enacted in the 1990s that prohibit funding to UN entities that admit the Palestine Liberation Organization as a member (Public Law 101-246) or grant full membership as a state to any organization or group that does not have the internationally recognized attributes of statehood (Public Law 103-236). Despite the funding restrictions, the Obama Administration stated that it did not intend to withdraw the US from UNESCO. Still, the US lost its voting rights and Bokova expressed her regret at the outcome (</w:t>
       </w:r>
-      <w:hyperlink r:id="rId8" w:history="1">
+      <w:hyperlink r:id="rId7" w:history="1">
         <w:r>
           <w:rPr>
             <w:rStyle w:val="Hyperlink"/>
@@ -513,7 +393,7 @@
         </w:rPr>
         <w:t>, a campaign aiming to create a global movement to protect and safeguard heritage in areas threatened by extremists, such as al-Qaeda and ISIS. The initiative was ‘an outcome of [Bokova’s] visit to Iraq after ISIS invaded, took over Mosul and started [the] terrible destruction of the museum that was seen by so many on YouTube’ (</w:t>
       </w:r>
-      <w:hyperlink r:id="rId9" w:history="1">
+      <w:hyperlink r:id="rId8" w:history="1">
         <w:r>
           <w:rPr>
             <w:rStyle w:val="Hyperlink"/>
@@ -527,23 +407,9 @@
         <w:rPr>
           <w:rFonts w:ascii="Times New Roman" w:eastAsia="Arial" w:hAnsi="Times New Roman" w:cs="Times New Roman"/>
         </w:rPr>
-        <w:t xml:space="preserve">). ISIS had wreaked havoc elsewhere. In the Iraqi city of Nimrud and at the World Heritage Site of </w:t>
-      </w:r>
-      <w:proofErr w:type="spellStart"/>
-      <w:r>
-        <w:rPr>
-          <w:rFonts w:ascii="Times New Roman" w:eastAsia="Arial" w:hAnsi="Times New Roman" w:cs="Times New Roman"/>
-        </w:rPr>
-        <w:t>Hatra</w:t>
-      </w:r>
-      <w:proofErr w:type="spellEnd"/>
-      <w:r>
-        <w:rPr>
-          <w:rFonts w:ascii="Times New Roman" w:eastAsia="Arial" w:hAnsi="Times New Roman" w:cs="Times New Roman"/>
-        </w:rPr>
-        <w:t>, therefore, a campaign was launched to ‘enable people to exchange ideas, to support each other, and to create dialogue amongst cultures under the broad theme of a ‘common heritage’ uniting people from across the globe (</w:t>
-      </w:r>
-      <w:hyperlink r:id="rId10" w:history="1">
+        <w:t>). ISIS had wreaked havoc elsewhere. In the Iraqi city of Nimrud and at the World Heritage Site of Hatra, therefore, a campaign was launched to ‘enable people to exchange ideas, to support each other, and to create dialogue amongst cultures under the broad theme of a ‘common heritage’ uniting people from across the globe (</w:t>
+      </w:r>
+      <w:hyperlink r:id="rId9" w:history="1">
         <w:r>
           <w:rPr>
             <w:rStyle w:val="Hyperlink"/>
@@ -573,21 +439,7 @@
           <w:rFonts w:ascii="Times New Roman" w:eastAsia="Arial" w:hAnsi="Times New Roman" w:cs="Times New Roman"/>
         </w:rPr>
         <w:lastRenderedPageBreak/>
-        <w:t xml:space="preserve">relating to the 1937 Nanjing Massacre in the latest listing for UNESCO’s Memory of the World </w:t>
-      </w:r>
-      <w:proofErr w:type="spellStart"/>
-      <w:r>
-        <w:rPr>
-          <w:rFonts w:ascii="Times New Roman" w:eastAsia="Arial" w:hAnsi="Times New Roman" w:cs="Times New Roman"/>
-        </w:rPr>
-        <w:t>Programme</w:t>
-      </w:r>
-      <w:proofErr w:type="spellEnd"/>
-      <w:r>
-        <w:rPr>
-          <w:rFonts w:ascii="Times New Roman" w:eastAsia="Arial" w:hAnsi="Times New Roman" w:cs="Times New Roman"/>
-        </w:rPr>
-        <w:t xml:space="preserve">. Protesting ‘vehemently,’ the Japanese government criticized Bokova’s trip to Beijing, China and her participation in the seventieth anniversary of the end of the Second World War. The Japanese threatened to withhold its annual funding (Ryall 2015). </w:t>
+        <w:t xml:space="preserve">relating to the 1937 Nanjing Massacre in the latest listing for UNESCO’s Memory of the World Programme. Protesting ‘vehemently,’ the Japanese government criticized Bokova’s trip to Beijing, China and her participation in the seventieth anniversary of the end of the Second World War. The Japanese threatened to withhold its annual funding (Ryall 2015). </w:t>
       </w:r>
     </w:p>
     <w:p>
@@ -605,7 +457,7 @@
         </w:rPr>
         <w:t>Despite the serious political and budgetary challenges UNESCO faced, due to the loss of US funding, Bokova and her team expended considerable efforts to protect, preserve or reconstruct humanity’s common cultural heritage in the face of violent extremism. During her tenure, mausoleums were rebuilt in Timbuktu, Mali after al Qaeda-linked extremists decimated the city in 2012-2014. A bridge was rebuilt connecting two communities in Mostar, former Yugoslavia. At Bokova’s urging, the February 2015 UN Security Council Resolution 2199, which aimed to cut off the jihadists’ oil and kidnapping revenues, included three paragraphs on trafficked antiquities (</w:t>
       </w:r>
-      <w:hyperlink r:id="rId11" w:history="1">
+      <w:hyperlink r:id="rId10" w:history="1">
         <w:r>
           <w:rPr>
             <w:rStyle w:val="Hyperlink"/>
@@ -661,7 +513,7 @@
         </w:rPr>
         <w:t>with quality education for all girls and young women from the primary to the tertiary level (</w:t>
       </w:r>
-      <w:hyperlink r:id="rId12" w:history="1">
+      <w:hyperlink r:id="rId11" w:history="1">
         <w:r>
           <w:rPr>
             <w:rStyle w:val="Hyperlink"/>
@@ -701,21 +553,7 @@
         <w:rPr>
           <w:rFonts w:ascii="Times New Roman" w:eastAsia="Arial" w:hAnsi="Times New Roman" w:cs="Times New Roman"/>
         </w:rPr>
-        <w:t xml:space="preserve">interviews she noted the dire effects of armed conflict on children and their access to schooling. In 2014 she spoke of 8 March as an opportunity to recognize the achievements of women and to call for greater equality and empowerment. When the UN’s Sustainable Development Agenda 2030 was adopted in 2015, UNESCO assumed responsibility for several of the goals, including Goal 4 on ‘Inclusive and equitable quality education and life-long learning for all.’ Having visited Afghanistan and Pakistan’s Swat Valley, where extremists were present, Bokova offered the view that, to fundamentalists, educated girls were more dangerous than drones (Driscoll 2016). UNESCO also had a role to play in the achievement of Goal 5 on gender equality. The UNESCO Priority Gender Equality Action Plan (2014-2021) was a companion document to the new Medium-Term Strategy 2014-2021 (37 C/4) and the </w:t>
-      </w:r>
-      <w:proofErr w:type="spellStart"/>
-      <w:r>
-        <w:rPr>
-          <w:rFonts w:ascii="Times New Roman" w:eastAsia="Arial" w:hAnsi="Times New Roman" w:cs="Times New Roman"/>
-        </w:rPr>
-        <w:t>Programme</w:t>
-      </w:r>
-      <w:proofErr w:type="spellEnd"/>
-      <w:r>
-        <w:rPr>
-          <w:rFonts w:ascii="Times New Roman" w:eastAsia="Arial" w:hAnsi="Times New Roman" w:cs="Times New Roman"/>
-        </w:rPr>
-        <w:t xml:space="preserve"> and Budget 2014-2017 (37 C/5), encompassing several flagship programs that aimed to promote greater equality, with a focus on Africa.</w:t>
+        <w:t>interviews she noted the dire effects of armed conflict on children and their access to schooling. In 2014 she spoke of 8 March as an opportunity to recognize the achievements of women and to call for greater equality and empowerment. When the UN’s Sustainable Development Agenda 2030 was adopted in 2015, UNESCO assumed responsibility for several of the goals, including Goal 4 on ‘Inclusive and equitable quality education and life-long learning for all.’ Having visited Afghanistan and Pakistan’s Swat Valley, where extremists were present, Bokova offered the view that, to fundamentalists, educated girls were more dangerous than drones (Driscoll 2016). UNESCO also had a role to play in the achievement of Goal 5 on gender equality. The UNESCO Priority Gender Equality Action Plan (2014-2021) was a companion document to the new Medium-Term Strategy 2014-2021 (37 C/4) and the Programme and Budget 2014-2017 (37 C/5), encompassing several flagship programs that aimed to promote greater equality, with a focus on Africa.</w:t>
       </w:r>
     </w:p>
     <w:p>
@@ -754,7 +592,7 @@
         <w:lastRenderedPageBreak/>
         <w:t>researchers across 63 countries), a new partnership began in 2017 toward the end of Bokova’s term, providing fellowships to female researchers, with multiple subunits providing grants and information to women in developing countries. In March 2017 Bokova launched ‘Empowerment of Women in Engineering in the Workplace’ and the ‘One Million Girls in STEM Campaign.’ That year, UNESCO and the non-profit organization WomEng sponsored an event at the annual meetings of the UN’s Commission on the Status of Women in New York. On 8 March 2017 Bokova stated that women and men had to fight together towards the same goals. She also highlighted the importance of women's participation in peacebuilding and conflict resolution and the need to address gender-based violence and discrimination (</w:t>
       </w:r>
-      <w:hyperlink r:id="rId13" w:history="1">
+      <w:hyperlink r:id="rId12" w:history="1">
         <w:r>
           <w:rPr>
             <w:rStyle w:val="Hyperlink"/>
@@ -787,21 +625,7 @@
         <w:rPr>
           <w:rFonts w:ascii="Times New Roman" w:eastAsia="Arial" w:hAnsi="Times New Roman" w:cs="Times New Roman"/>
         </w:rPr>
-        <w:t xml:space="preserve">Between mid-2014 and end-2016 Bokova was a candidate for the position of UN Secretary-General to replace Ban-Ki Moon, having been nominated in June 2014 by the Bulgarian government. Several articles noted her strong candidacy (Roche 2015, </w:t>
-      </w:r>
-      <w:proofErr w:type="spellStart"/>
-      <w:r>
-        <w:rPr>
-          <w:rFonts w:ascii="Times New Roman" w:eastAsia="Arial" w:hAnsi="Times New Roman" w:cs="Times New Roman"/>
-        </w:rPr>
-        <w:t>Sousanne</w:t>
-      </w:r>
-      <w:proofErr w:type="spellEnd"/>
-      <w:r>
-        <w:rPr>
-          <w:rFonts w:ascii="Times New Roman" w:eastAsia="Arial" w:hAnsi="Times New Roman" w:cs="Times New Roman"/>
-        </w:rPr>
-        <w:t xml:space="preserve"> 2015, English 2016). In 2015, however, the Bulgarian government expressed less enthusiasm for her and nominated another Bulgarian woman candidate, Kristalina Georgieva. Neither Bulgarian candidate won the post, which, in 2016, went to António Guterres of Portugal. During Bokova’s tenure the gender balance of senior management staff at UNESCO grew from 25 percent women to 50 percent. There was a decrease in the number and share of women at the professional and director (P5) level (from 40 percent in 2010 to 33 percent in 2017), but the female share of directors (D1, D2) increased from 24 percent in 2010 to 51 percent in 2017 (candidates for such positions often are suggested by member-state delegations). By the end of Bokova’s term as Director-General women comprised 55 percent of all UNESCO staff. </w:t>
+        <w:t xml:space="preserve">Between mid-2014 and end-2016 Bokova was a candidate for the position of UN Secretary-General to replace Ban-Ki Moon, having been nominated in June 2014 by the Bulgarian government. Several articles noted her strong candidacy (Roche 2015, Sousanne 2015, English 2016). In 2015, however, the Bulgarian government expressed less enthusiasm for her and nominated another Bulgarian woman candidate, Kristalina Georgieva. Neither Bulgarian candidate won the post, which, in 2016, went to António Guterres of Portugal. During Bokova’s tenure the gender balance of senior management staff at UNESCO grew from 25 percent women to 50 percent. There was a decrease in the number and share of women at the professional and director (P5) level (from 40 percent in 2010 to 33 percent in 2017), but the female share of directors (D1, D2) increased from 24 percent in 2010 to 51 percent in 2017 (candidates for such positions often are suggested by member-state delegations). By the end of Bokova’s term as Director-General women comprised 55 percent of all UNESCO staff. </w:t>
       </w:r>
     </w:p>
     <w:p>
@@ -833,91 +657,7 @@
         <w:rPr>
           <w:rFonts w:ascii="Times New Roman" w:eastAsia="Arial" w:hAnsi="Times New Roman" w:cs="Times New Roman"/>
         </w:rPr>
-        <w:t xml:space="preserve">After stepping down, Bokova was invited by the Perry World House of the University of Pennsylvania as Distinguished Visiting Fellow for the academic year 2017-2018. Among other universities, she was a visiting lecturer at the Paris School of International Affairs at </w:t>
-      </w:r>
-      <w:proofErr w:type="spellStart"/>
-      <w:r>
-        <w:rPr>
-          <w:rFonts w:ascii="Times New Roman" w:eastAsia="Arial" w:hAnsi="Times New Roman" w:cs="Times New Roman"/>
-        </w:rPr>
-        <w:t>SciencesPo</w:t>
-      </w:r>
-      <w:proofErr w:type="spellEnd"/>
-      <w:r>
-        <w:rPr>
-          <w:rFonts w:ascii="Times New Roman" w:eastAsia="Arial" w:hAnsi="Times New Roman" w:cs="Times New Roman"/>
-        </w:rPr>
-        <w:t xml:space="preserve"> Paris, Geneva University, Kyung-</w:t>
-      </w:r>
-      <w:proofErr w:type="spellStart"/>
-      <w:r>
-        <w:rPr>
-          <w:rFonts w:ascii="Times New Roman" w:eastAsia="Arial" w:hAnsi="Times New Roman" w:cs="Times New Roman"/>
-        </w:rPr>
-        <w:t>Hee</w:t>
-      </w:r>
-      <w:proofErr w:type="spellEnd"/>
-      <w:r>
-        <w:rPr>
-          <w:rFonts w:ascii="Times New Roman" w:eastAsia="Arial" w:hAnsi="Times New Roman" w:cs="Times New Roman"/>
-        </w:rPr>
-        <w:t xml:space="preserve"> University in Seoul, South Korea and Beijing Foreign Studies University in China. She sits on several academic boards or advisory boards, such as those of </w:t>
-      </w:r>
-      <w:proofErr w:type="spellStart"/>
-      <w:r>
-        <w:rPr>
-          <w:rFonts w:ascii="Times New Roman" w:eastAsia="Arial" w:hAnsi="Times New Roman" w:cs="Times New Roman"/>
-        </w:rPr>
-        <w:t>l’Institut</w:t>
-      </w:r>
-      <w:proofErr w:type="spellEnd"/>
-      <w:r>
-        <w:rPr>
-          <w:rFonts w:ascii="Times New Roman" w:eastAsia="Arial" w:hAnsi="Times New Roman" w:cs="Times New Roman"/>
-        </w:rPr>
-        <w:t xml:space="preserve"> de relations </w:t>
-      </w:r>
-      <w:proofErr w:type="spellStart"/>
-      <w:r>
-        <w:rPr>
-          <w:rFonts w:ascii="Times New Roman" w:eastAsia="Arial" w:hAnsi="Times New Roman" w:cs="Times New Roman"/>
-        </w:rPr>
-        <w:t>internationales</w:t>
-      </w:r>
-      <w:proofErr w:type="spellEnd"/>
-      <w:r>
-        <w:rPr>
-          <w:rFonts w:ascii="Times New Roman" w:eastAsia="Arial" w:hAnsi="Times New Roman" w:cs="Times New Roman"/>
-        </w:rPr>
-        <w:t xml:space="preserve"> et </w:t>
-      </w:r>
-      <w:proofErr w:type="spellStart"/>
-      <w:r>
-        <w:rPr>
-          <w:rFonts w:ascii="Times New Roman" w:eastAsia="Arial" w:hAnsi="Times New Roman" w:cs="Times New Roman"/>
-        </w:rPr>
-        <w:t>stratégiques</w:t>
-      </w:r>
-      <w:proofErr w:type="spellEnd"/>
-      <w:r>
-        <w:rPr>
-          <w:rFonts w:ascii="Times New Roman" w:eastAsia="Arial" w:hAnsi="Times New Roman" w:cs="Times New Roman"/>
-        </w:rPr>
-        <w:t xml:space="preserve"> in Paris and the School of Public Policy and Management at Tsinghua University, Beijing. In 2020 she was elected International Honorary Member of the American Academy of Arts and Sciences as well as Honorary Fellow of the World Academy of Arts and Sciences, patron of the International Science Council to advocate for the global voice for science and member of the twentieth Beijing Forum on Internet Communication. Since 2022, she has been Chair of the Governing Council of the University of Peace (UPEACE) in Costa Rica and Patron of the International Science Council. She is also Chair of the Board of Democracy and Culture Foundation in London. Along with Helen Clark, former Prime Minister of New Zealand, she has chaired the Global Commission on Science-led Sustainability Missions. With Clark and Susanna </w:t>
-      </w:r>
-      <w:proofErr w:type="spellStart"/>
-      <w:r>
-        <w:rPr>
-          <w:rFonts w:ascii="Times New Roman" w:eastAsia="Arial" w:hAnsi="Times New Roman" w:cs="Times New Roman"/>
-        </w:rPr>
-        <w:t>Malcorra</w:t>
-      </w:r>
-      <w:proofErr w:type="spellEnd"/>
-      <w:r>
-        <w:rPr>
-          <w:rFonts w:ascii="Times New Roman" w:eastAsia="Arial" w:hAnsi="Times New Roman" w:cs="Times New Roman"/>
-        </w:rPr>
-        <w:t xml:space="preserve">, former Foreign Minister of Argentina, she is a founder and member of the Board of Global Women Leaders for Change and Inclusion in Madrid, Spain. </w:t>
+        <w:t xml:space="preserve">After stepping down, Bokova was invited by the Perry World House of the University of Pennsylvania as Distinguished Visiting Fellow for the academic year 2017-2018. Among other universities, she was a visiting lecturer at the Paris School of International Affairs at SciencesPo Paris, Geneva University, Kyung-Hee University in Seoul, South Korea and Beijing Foreign Studies University in China. She sits on several academic boards or advisory boards, such as those of l’Institut de relations internationales et stratégiques in Paris and the School of Public Policy and Management at Tsinghua University, Beijing. In 2020 she was elected International Honorary Member of the American Academy of Arts and Sciences as well as Honorary Fellow of the World Academy of Arts and Sciences, patron of the International Science Council to advocate for the global voice for science and member of the twentieth Beijing Forum on Internet Communication. Since 2022, she has been Chair of the Governing Council of the University of Peace (UPEACE) in Costa Rica and Patron of the International Science Council. She is also Chair of the Board of Democracy and Culture Foundation in London. Along with Helen Clark, former Prime Minister of New Zealand, she has chaired the Global Commission on Science-led Sustainability Missions. With Clark and Susanna Malcorra, former Foreign Minister of Argentina, she is a founder and member of the Board of Global Women Leaders for Change and Inclusion in Madrid, Spain. </w:t>
       </w:r>
     </w:p>
     <w:p>
@@ -992,7 +732,7 @@
         </w:rPr>
         <w:t xml:space="preserve">Bokova’s messages and speeches are available at UNESDOC Digital Library, </w:t>
       </w:r>
-      <w:hyperlink r:id="rId14" w:history="1">
+      <w:hyperlink r:id="rId13" w:history="1">
         <w:r>
           <w:rPr>
             <w:rStyle w:val="Hyperlink"/>
@@ -1176,7 +916,7 @@
         </w:rPr>
         <w:t xml:space="preserve">‘UNESCO Statement on Palestine Vote’, 31 October 2011, available at </w:t>
       </w:r>
-      <w:hyperlink r:id="rId15" w:anchor="id=1&amp;vid=c10ddc08 69a4a69d5331f4c8d3fd09bd&amp;action=click" w:history="1">
+      <w:hyperlink r:id="rId14" w:anchor="id=1&amp;vid=c10ddc08 69a4a69d5331f4c8d3fd09bd&amp;action=click" w:history="1">
         <w:r>
           <w:rPr>
             <w:rStyle w:val="Hyperlink"/>
@@ -1201,7 +941,6 @@
         </w:rPr>
         <w:t xml:space="preserve">‘Saving Culture is Essential for Building Peace’ in </w:t>
       </w:r>
-      <w:proofErr w:type="spellStart"/>
       <w:r>
         <w:rPr>
           <w:rStyle w:val="Hyperlink"/>
@@ -1213,7 +952,6 @@
         </w:rPr>
         <w:t>Huffpost</w:t>
       </w:r>
-      <w:proofErr w:type="spellEnd"/>
       <w:r>
         <w:rPr>
           <w:rStyle w:val="Hyperlink"/>
@@ -1223,7 +961,7 @@
         </w:rPr>
         <w:t xml:space="preserve">, 3 December 2014, updated 2 February 2015, available at </w:t>
       </w:r>
-      <w:hyperlink r:id="rId16" w:history="1">
+      <w:hyperlink r:id="rId15" w:history="1">
         <w:r>
           <w:rPr>
             <w:rStyle w:val="Hyperlink"/>
@@ -1276,7 +1014,7 @@
         </w:rPr>
         <w:t xml:space="preserve">, 25 January 2016, available at </w:t>
       </w:r>
-      <w:hyperlink r:id="rId17" w:history="1">
+      <w:hyperlink r:id="rId16" w:history="1">
         <w:r>
           <w:rPr>
             <w:rStyle w:val="Hyperlink"/>
@@ -1325,7 +1063,7 @@
         </w:rPr>
         <w:t xml:space="preserve">, 22 June 2016, available at </w:t>
       </w:r>
-      <w:hyperlink r:id="rId18" w:history="1">
+      <w:hyperlink r:id="rId17" w:history="1">
         <w:r>
           <w:rPr>
             <w:rStyle w:val="Hyperlink"/>
@@ -1348,21 +1086,7 @@
         <w:rPr>
           <w:rFonts w:ascii="Times New Roman" w:eastAsia="Arial" w:hAnsi="Times New Roman" w:cs="Times New Roman"/>
         </w:rPr>
-        <w:t xml:space="preserve">‘Foreword’ in N. Aloni and L.R. </w:t>
-      </w:r>
-      <w:proofErr w:type="spellStart"/>
-      <w:r>
-        <w:rPr>
-          <w:rFonts w:ascii="Times New Roman" w:eastAsia="Arial" w:hAnsi="Times New Roman" w:cs="Times New Roman"/>
-        </w:rPr>
-        <w:t>Weintrob</w:t>
-      </w:r>
-      <w:proofErr w:type="spellEnd"/>
-      <w:r>
-        <w:rPr>
-          <w:rFonts w:ascii="Times New Roman" w:eastAsia="Arial" w:hAnsi="Times New Roman" w:cs="Times New Roman"/>
-        </w:rPr>
-        <w:t xml:space="preserve"> (Eds), </w:t>
+        <w:t xml:space="preserve">‘Foreword’ in N. Aloni and L.R. Weintrob (Eds), </w:t>
       </w:r>
       <w:r>
         <w:rPr>
@@ -1431,93 +1155,15 @@
         <w:rPr>
           <w:rFonts w:ascii="Times New Roman" w:eastAsia="Arial" w:hAnsi="Times New Roman" w:cs="Times New Roman"/>
         </w:rPr>
-        <w:t xml:space="preserve">‘Education First: Women Empowerment and Global Education’ in S. </w:t>
-      </w:r>
-      <w:proofErr w:type="spellStart"/>
-      <w:r>
-        <w:rPr>
-          <w:rFonts w:ascii="Times New Roman" w:eastAsia="Arial" w:hAnsi="Times New Roman" w:cs="Times New Roman"/>
-        </w:rPr>
-        <w:t>Malcorra</w:t>
-      </w:r>
-      <w:proofErr w:type="spellEnd"/>
-      <w:r>
-        <w:rPr>
-          <w:rFonts w:ascii="Times New Roman" w:eastAsia="Arial" w:hAnsi="Times New Roman" w:cs="Times New Roman"/>
-        </w:rPr>
-        <w:t xml:space="preserve"> and M. Mendonça Fernando Blasco (Eds), </w:t>
-      </w:r>
-      <w:proofErr w:type="spellStart"/>
+        <w:t xml:space="preserve">‘Education First: Women Empowerment and Global Education’ in S. Malcorra and M. Mendonça Fernando Blasco (Eds), </w:t>
+      </w:r>
       <w:r>
         <w:rPr>
           <w:rFonts w:ascii="Times New Roman" w:eastAsia="Arial" w:hAnsi="Times New Roman" w:cs="Times New Roman"/>
           <w:i/>
           <w:iCs/>
         </w:rPr>
-        <w:t>Perspectiva</w:t>
-      </w:r>
-      <w:proofErr w:type="spellEnd"/>
-      <w:r>
-        <w:rPr>
-          <w:rFonts w:ascii="Times New Roman" w:eastAsia="Arial" w:hAnsi="Times New Roman" w:cs="Times New Roman"/>
-          <w:i/>
-          <w:iCs/>
-        </w:rPr>
-        <w:t xml:space="preserve"> </w:t>
-      </w:r>
-      <w:proofErr w:type="spellStart"/>
-      <w:r>
-        <w:rPr>
-          <w:rFonts w:ascii="Times New Roman" w:eastAsia="Arial" w:hAnsi="Times New Roman" w:cs="Times New Roman"/>
-          <w:i/>
-          <w:iCs/>
-        </w:rPr>
-        <w:t>Feminista</w:t>
-      </w:r>
-      <w:proofErr w:type="spellEnd"/>
-      <w:r>
-        <w:rPr>
-          <w:rFonts w:ascii="Times New Roman" w:eastAsia="Arial" w:hAnsi="Times New Roman" w:cs="Times New Roman"/>
-          <w:i/>
-          <w:iCs/>
-        </w:rPr>
-        <w:t xml:space="preserve"> para </w:t>
-      </w:r>
-      <w:proofErr w:type="spellStart"/>
-      <w:r>
-        <w:rPr>
-          <w:rFonts w:ascii="Times New Roman" w:eastAsia="Arial" w:hAnsi="Times New Roman" w:cs="Times New Roman"/>
-          <w:i/>
-          <w:iCs/>
-        </w:rPr>
-        <w:t>uma</w:t>
-      </w:r>
-      <w:proofErr w:type="spellEnd"/>
-      <w:r>
-        <w:rPr>
-          <w:rFonts w:ascii="Times New Roman" w:eastAsia="Arial" w:hAnsi="Times New Roman" w:cs="Times New Roman"/>
-          <w:i/>
-          <w:iCs/>
-        </w:rPr>
-        <w:t xml:space="preserve"> Nova </w:t>
-      </w:r>
-      <w:proofErr w:type="spellStart"/>
-      <w:r>
-        <w:rPr>
-          <w:rFonts w:ascii="Times New Roman" w:eastAsia="Arial" w:hAnsi="Times New Roman" w:cs="Times New Roman"/>
-          <w:i/>
-          <w:iCs/>
-        </w:rPr>
-        <w:t>Governanca</w:t>
-      </w:r>
-      <w:proofErr w:type="spellEnd"/>
-      <w:r>
-        <w:rPr>
-          <w:rFonts w:ascii="Times New Roman" w:eastAsia="Arial" w:hAnsi="Times New Roman" w:cs="Times New Roman"/>
-          <w:i/>
-          <w:iCs/>
-        </w:rPr>
-        <w:t xml:space="preserve"> Global</w:t>
+        <w:t>Perspectiva Feminista para uma Nova Governanca Global</w:t>
       </w:r>
       <w:r>
         <w:rPr>
@@ -1575,7 +1221,7 @@
         </w:rPr>
         <w:t xml:space="preserve">13 August 2009, available at </w:t>
       </w:r>
-      <w:hyperlink r:id="rId19" w:history="1">
+      <w:hyperlink r:id="rId18" w:history="1">
         <w:r>
           <w:rPr>
             <w:rStyle w:val="Hyperlink"/>
@@ -1598,21 +1244,7 @@
         <w:rPr>
           <w:rFonts w:ascii="Times New Roman" w:eastAsia="Arial" w:hAnsi="Times New Roman" w:cs="Times New Roman"/>
         </w:rPr>
-        <w:t xml:space="preserve">S. </w:t>
-      </w:r>
-      <w:proofErr w:type="spellStart"/>
-      <w:r>
-        <w:rPr>
-          <w:rFonts w:ascii="Times New Roman" w:eastAsia="Arial" w:hAnsi="Times New Roman" w:cs="Times New Roman"/>
-        </w:rPr>
-        <w:t>Schorow</w:t>
-      </w:r>
-      <w:proofErr w:type="spellEnd"/>
-      <w:r>
-        <w:rPr>
-          <w:rFonts w:ascii="Times New Roman" w:eastAsia="Arial" w:hAnsi="Times New Roman" w:cs="Times New Roman"/>
-        </w:rPr>
-        <w:t xml:space="preserve">, ‘The Rights of Women: UNESCO Chief Says Agency Pushes for Schooling Girls Worldwide’ in </w:t>
+        <w:t xml:space="preserve">S. Schorow, ‘The Rights of Women: UNESCO Chief Says Agency Pushes for Schooling Girls Worldwide’ in </w:t>
       </w:r>
       <w:r>
         <w:rPr>
@@ -1628,7 +1260,7 @@
         </w:rPr>
         <w:t xml:space="preserve">4 November 2010, available at </w:t>
       </w:r>
-      <w:hyperlink r:id="rId20" w:history="1">
+      <w:hyperlink r:id="rId19" w:history="1">
         <w:r>
           <w:rPr>
             <w:rStyle w:val="Hyperlink"/>
@@ -1670,7 +1302,7 @@
         </w:rPr>
         <w:t xml:space="preserve">, London 2011; C. Amanpour, ‘UNESCO Chief: Isis Trying to Erase World History’, 9 March 2015, available at </w:t>
       </w:r>
-      <w:hyperlink r:id="rId21" w:history="1">
+      <w:hyperlink r:id="rId20" w:history="1">
         <w:r>
           <w:rPr>
             <w:rStyle w:val="Hyperlink"/>
@@ -1697,21 +1329,7 @@
         <w:rPr>
           <w:rFonts w:ascii="Times New Roman" w:hAnsi="Times New Roman" w:cs="Times New Roman"/>
         </w:rPr>
-        <w:t xml:space="preserve">S.Y. </w:t>
-      </w:r>
-      <w:proofErr w:type="spellStart"/>
-      <w:r>
-        <w:rPr>
-          <w:rFonts w:ascii="Times New Roman" w:hAnsi="Times New Roman" w:cs="Times New Roman"/>
-        </w:rPr>
-        <w:t>Sousanne</w:t>
-      </w:r>
-      <w:proofErr w:type="spellEnd"/>
-      <w:r>
-        <w:rPr>
-          <w:rFonts w:ascii="Times New Roman" w:hAnsi="Times New Roman" w:cs="Times New Roman"/>
-        </w:rPr>
-        <w:t xml:space="preserve">, ‘Will the Next UN Secretary-General Be a Woman?’ in </w:t>
+        <w:t xml:space="preserve">S.Y. Sousanne, ‘Will the Next UN Secretary-General Be a Woman?’ in </w:t>
       </w:r>
       <w:r>
         <w:rPr>
@@ -1727,7 +1345,7 @@
         </w:rPr>
         <w:t xml:space="preserve">9 July 2015, available at </w:t>
       </w:r>
-      <w:hyperlink r:id="rId22" w:history="1">
+      <w:hyperlink r:id="rId21" w:history="1">
         <w:r>
           <w:rPr>
             <w:rStyle w:val="Hyperlink"/>
@@ -1793,7 +1411,7 @@
         </w:rPr>
         <w:t xml:space="preserve">16 July 2015, available at </w:t>
       </w:r>
-      <w:hyperlink r:id="rId23" w:history="1">
+      <w:hyperlink r:id="rId22" w:history="1">
         <w:r>
           <w:rPr>
             <w:rStyle w:val="Hyperlink"/>
@@ -1823,7 +1441,7 @@
         </w:rPr>
         <w:t xml:space="preserve">, 19 October 2015, available at </w:t>
       </w:r>
-      <w:hyperlink r:id="rId24" w:history="1">
+      <w:hyperlink r:id="rId23" w:history="1">
         <w:r>
           <w:rPr>
             <w:rStyle w:val="Hyperlink"/>
@@ -1856,21 +1474,7 @@
         <w:rPr>
           <w:rFonts w:ascii="Times New Roman" w:eastAsia="Arial" w:hAnsi="Times New Roman" w:cs="Times New Roman"/>
         </w:rPr>
-        <w:t xml:space="preserve">UN Secretary-General Frontrunner Irina Bokova Says </w:t>
-      </w:r>
-      <w:proofErr w:type="spellStart"/>
-      <w:r>
-        <w:rPr>
-          <w:rFonts w:ascii="Times New Roman" w:eastAsia="Arial" w:hAnsi="Times New Roman" w:cs="Times New Roman"/>
-        </w:rPr>
-        <w:t>Organisation</w:t>
-      </w:r>
-      <w:proofErr w:type="spellEnd"/>
-      <w:r>
-        <w:rPr>
-          <w:rFonts w:ascii="Times New Roman" w:eastAsia="Arial" w:hAnsi="Times New Roman" w:cs="Times New Roman"/>
-        </w:rPr>
-        <w:t xml:space="preserve"> Must Do More to Stop Isis’ in </w:t>
+        <w:t xml:space="preserve">UN Secretary-General Frontrunner Irina Bokova Says Organisation Must Do More to Stop Isis’ in </w:t>
       </w:r>
       <w:r>
         <w:rPr>
@@ -1886,7 +1490,7 @@
         </w:rPr>
         <w:t xml:space="preserve">21 July 2016, available at </w:t>
       </w:r>
-      <w:hyperlink r:id="rId25" w:history="1">
+      <w:hyperlink r:id="rId24" w:history="1">
         <w:r>
           <w:rPr>
             <w:rStyle w:val="Hyperlink"/>
@@ -1928,7 +1532,7 @@
         </w:rPr>
         <w:t xml:space="preserve">, 3 June 2016, available at </w:t>
       </w:r>
-      <w:hyperlink r:id="rId26" w:history="1">
+      <w:hyperlink r:id="rId25" w:history="1">
         <w:r>
           <w:rPr>
             <w:rStyle w:val="Hyperlink"/>
@@ -1977,7 +1581,7 @@
         </w:rPr>
         <w:t xml:space="preserve"> </w:t>
       </w:r>
-      <w:hyperlink r:id="rId27" w:history="1">
+      <w:hyperlink r:id="rId26" w:history="1">
         <w:r>
           <w:rPr>
             <w:rStyle w:val="Hyperlink"/>
@@ -2005,35 +1609,7 @@
         <w:rPr>
           <w:rFonts w:ascii="Times New Roman" w:eastAsia="Arial" w:hAnsi="Times New Roman" w:cs="Times New Roman"/>
         </w:rPr>
-        <w:t xml:space="preserve">K. Haack, ‘Women, </w:t>
-      </w:r>
-      <w:proofErr w:type="spellStart"/>
-      <w:r>
-        <w:rPr>
-          <w:rFonts w:ascii="Times New Roman" w:eastAsia="Arial" w:hAnsi="Times New Roman" w:cs="Times New Roman"/>
-        </w:rPr>
-        <w:t>Organisational</w:t>
-      </w:r>
-      <w:proofErr w:type="spellEnd"/>
-      <w:r>
-        <w:rPr>
-          <w:rFonts w:ascii="Times New Roman" w:eastAsia="Arial" w:hAnsi="Times New Roman" w:cs="Times New Roman"/>
-        </w:rPr>
-        <w:t xml:space="preserve"> Crisis and Access to Leadership in International </w:t>
-      </w:r>
-      <w:proofErr w:type="spellStart"/>
-      <w:r>
-        <w:rPr>
-          <w:rFonts w:ascii="Times New Roman" w:eastAsia="Arial" w:hAnsi="Times New Roman" w:cs="Times New Roman"/>
-        </w:rPr>
-        <w:t>Organisations’</w:t>
-      </w:r>
-      <w:proofErr w:type="spellEnd"/>
-      <w:r>
-        <w:rPr>
-          <w:rFonts w:ascii="Times New Roman" w:eastAsia="Arial" w:hAnsi="Times New Roman" w:cs="Times New Roman"/>
-        </w:rPr>
-        <w:t xml:space="preserve"> in </w:t>
+        <w:t xml:space="preserve">K. Haack, ‘Women, Organisational Crisis and Access to Leadership in International Organisations’ in </w:t>
       </w:r>
       <w:r>
         <w:rPr>
@@ -2053,21 +1629,7 @@
         <w:rPr>
           <w:rFonts w:ascii="Times New Roman" w:hAnsi="Times New Roman" w:cs="Times New Roman"/>
         </w:rPr>
-        <w:t xml:space="preserve">UNESCO Executive Board, ‘Tribute to </w:t>
-      </w:r>
-      <w:proofErr w:type="spellStart"/>
-      <w:r>
-        <w:rPr>
-          <w:rFonts w:ascii="Times New Roman" w:hAnsi="Times New Roman" w:cs="Times New Roman"/>
-        </w:rPr>
-        <w:t>Ms</w:t>
-      </w:r>
-      <w:proofErr w:type="spellEnd"/>
-      <w:r>
-        <w:rPr>
-          <w:rFonts w:ascii="Times New Roman" w:hAnsi="Times New Roman" w:cs="Times New Roman"/>
-        </w:rPr>
-        <w:t xml:space="preserve"> Irina Bokova, Director-General of UNESCO’, 202</w:t>
+        <w:t>UNESCO Executive Board, ‘Tribute to Ms Irina Bokova, Director-General of UNESCO’, 202</w:t>
       </w:r>
       <w:r>
         <w:rPr>
@@ -2082,7 +1644,7 @@
         </w:rPr>
         <w:t xml:space="preserve"> session, Paris, 16 October 2017, available at </w:t>
       </w:r>
-      <w:hyperlink r:id="rId28" w:history="1">
+      <w:hyperlink r:id="rId27" w:history="1">
         <w:r>
           <w:rPr>
             <w:rStyle w:val="Hyperlink"/>
@@ -2098,19 +1660,11 @@
         </w:rPr>
         <w:t xml:space="preserve">; </w:t>
       </w:r>
-      <w:proofErr w:type="spellStart"/>
-      <w:r>
-        <w:rPr>
-          <w:rFonts w:ascii="Times New Roman" w:eastAsia="Arial" w:hAnsi="Times New Roman" w:cs="Times New Roman"/>
-        </w:rPr>
-        <w:t>Theirworld</w:t>
-      </w:r>
-      <w:proofErr w:type="spellEnd"/>
-      <w:r>
-        <w:rPr>
-          <w:rFonts w:ascii="Times New Roman" w:eastAsia="Arial" w:hAnsi="Times New Roman" w:cs="Times New Roman"/>
-        </w:rPr>
-        <w:t xml:space="preserve">, ‘We Must Never Tire of Promoting the Evidence – Education Is Fundamental to Fighting Poverty, Improving Lives and Empowering Girls’ in </w:t>
+      <w:r>
+        <w:rPr>
+          <w:rFonts w:ascii="Times New Roman" w:eastAsia="Arial" w:hAnsi="Times New Roman" w:cs="Times New Roman"/>
+        </w:rPr>
+        <w:t xml:space="preserve">Theirworld, ‘We Must Never Tire of Promoting the Evidence – Education Is Fundamental to Fighting Poverty, Improving Lives and Empowering Girls’ in </w:t>
       </w:r>
       <w:r>
         <w:rPr>
@@ -2126,7 +1680,7 @@
         </w:rPr>
         <w:t xml:space="preserve">, 4 July 2017, available at </w:t>
       </w:r>
-      <w:hyperlink r:id="rId29" w:history="1">
+      <w:hyperlink r:id="rId28" w:history="1">
         <w:r>
           <w:rPr>
             <w:rStyle w:val="Hyperlink"/>
@@ -2159,21 +1713,7 @@
         <w:rPr>
           <w:rFonts w:ascii="Times New Roman" w:eastAsia="Arial" w:hAnsi="Times New Roman" w:cs="Times New Roman"/>
         </w:rPr>
-        <w:t xml:space="preserve">R. </w:t>
-      </w:r>
-      <w:proofErr w:type="spellStart"/>
-      <w:r>
-        <w:rPr>
-          <w:rFonts w:ascii="Times New Roman" w:eastAsia="Arial" w:hAnsi="Times New Roman" w:cs="Times New Roman"/>
-        </w:rPr>
-        <w:t>Christofoletti</w:t>
-      </w:r>
-      <w:proofErr w:type="spellEnd"/>
-      <w:r>
-        <w:rPr>
-          <w:rFonts w:ascii="Times New Roman" w:eastAsia="Arial" w:hAnsi="Times New Roman" w:cs="Times New Roman"/>
-        </w:rPr>
-        <w:t xml:space="preserve"> and M. Leonor Botelho (Eds), </w:t>
+        <w:t xml:space="preserve">R. Christofoletti and M. Leonor Botelho (Eds), </w:t>
       </w:r>
       <w:r>
         <w:rPr>
@@ -2421,7 +1961,7 @@
         </w:rPr>
         <w:t xml:space="preserve">Eisenberg, </w:t>
       </w:r>
-      <w:hyperlink r:id="rId30" w:history="1">
+      <w:hyperlink r:id="rId29" w:history="1">
         <w:r>
           <w:rPr>
             <w:rStyle w:val="Hyperlink"/>
@@ -2447,9 +1987,9 @@
       </w:pPr>
     </w:p>
     <w:sectPr>
-      <w:headerReference w:type="even" r:id="rId31"/>
-      <w:headerReference w:type="default" r:id="rId32"/>
-      <w:footerReference w:type="default" r:id="rId33"/>
+      <w:headerReference w:type="even" r:id="rId30"/>
+      <w:headerReference w:type="default" r:id="rId31"/>
+      <w:footerReference w:type="default" r:id="rId32"/>
       <w:pgSz w:w="11900" w:h="16840"/>
       <w:pgMar w:top="1418" w:right="1418" w:bottom="1418" w:left="1418" w:header="709" w:footer="709" w:gutter="0"/>
       <w:cols w:space="708"/>
@@ -2460,7 +2000,7 @@
 </file>
 
 <file path=word/endnotes.xml><?xml version="1.0" encoding="utf-8"?>
-<w:endnotes xmlns:wpc="http://schemas.microsoft.com/office/word/2010/wordprocessingCanvas" xmlns:cx="http://schemas.microsoft.com/office/drawing/2014/chartex" xmlns:cx1="http://schemas.microsoft.com/office/drawing/2015/9/8/chartex" xmlns:cx2="http://schemas.microsoft.com/office/drawing/2015/10/21/chartex" xmlns:cx3="http://schemas.microsoft.com/office/drawing/2016/5/9/chartex" xmlns:cx4="http://schemas.microsoft.com/office/drawing/2016/5/10/chartex" xmlns:cx5="http://schemas.microsoft.com/office/drawing/2016/5/11/chartex" xmlns:cx6="http://schemas.microsoft.com/office/drawing/2016/5/12/chartex" xmlns:cx7="http://schemas.microsoft.com/office/drawing/2016/5/13/chartex" xmlns:cx8="http://schemas.microsoft.com/office/drawing/2016/5/14/chartex" xmlns:mc="http://schemas.openxmlformats.org/markup-compatibility/2006" xmlns:aink="http://schemas.microsoft.com/office/drawing/2016/ink" xmlns:am3d="http://schemas.microsoft.com/office/drawing/2017/model3d" xmlns:o="urn:schemas-microsoft-com:office:office" xmlns:oel="http://schemas.microsoft.com/office/2019/extlst" xmlns:r="http://schemas.openxmlformats.org/officeDocument/2006/relationships" xmlns:m="http://schemas.openxmlformats.org/officeDocument/2006/math" xmlns:v="urn:schemas-microsoft-com:vml" xmlns:wp14="http://schemas.microsoft.com/office/word/2010/wordprocessingDrawing" xmlns:wp="http://schemas.openxmlformats.org/drawingml/2006/wordprocessingDrawing" xmlns:w10="urn:schemas-microsoft-com:office:word" xmlns:w="http://schemas.openxmlformats.org/wordprocessingml/2006/main" xmlns:w14="http://schemas.microsoft.com/office/word/2010/wordml" xmlns:w15="http://schemas.microsoft.com/office/word/2012/wordml" xmlns:w16cex="http://schemas.microsoft.com/office/word/2018/wordml/cex" xmlns:w16cid="http://schemas.microsoft.com/office/word/2016/wordml/cid" xmlns:w16="http://schemas.microsoft.com/office/word/2018/wordml" xmlns:w16du="http://schemas.microsoft.com/office/word/2023/wordml/word16du" xmlns:w16sdtdh="http://schemas.microsoft.com/office/word/2020/wordml/sdtdatahash" xmlns:w16sdtfl="http://schemas.microsoft.com/office/word/2024/wordml/sdtformatlock" xmlns:w16se="http://schemas.microsoft.com/office/word/2015/wordml/symex" xmlns:wpg="http://schemas.microsoft.com/office/word/2010/wordprocessingGroup" xmlns:wpi="http://schemas.microsoft.com/office/word/2010/wordprocessingInk" xmlns:wne="http://schemas.microsoft.com/office/word/2006/wordml" xmlns:wps="http://schemas.microsoft.com/office/word/2010/wordprocessingShape" mc:Ignorable="w14 w15 w16se w16cid w16 w16cex w16sdtdh w16sdtfl w16du wp14">
+<w:endnotes xmlns:wpc="http://schemas.microsoft.com/office/word/2010/wordprocessingCanvas" xmlns:cx="http://schemas.microsoft.com/office/drawing/2014/chartex" xmlns:cx1="http://schemas.microsoft.com/office/drawing/2015/9/8/chartex" xmlns:cx2="http://schemas.microsoft.com/office/drawing/2015/10/21/chartex" xmlns:cx3="http://schemas.microsoft.com/office/drawing/2016/5/9/chartex" xmlns:cx4="http://schemas.microsoft.com/office/drawing/2016/5/10/chartex" xmlns:cx5="http://schemas.microsoft.com/office/drawing/2016/5/11/chartex" xmlns:cx6="http://schemas.microsoft.com/office/drawing/2016/5/12/chartex" xmlns:cx7="http://schemas.microsoft.com/office/drawing/2016/5/13/chartex" xmlns:cx8="http://schemas.microsoft.com/office/drawing/2016/5/14/chartex" xmlns:mc="http://schemas.openxmlformats.org/markup-compatibility/2006" xmlns:m="http://schemas.openxmlformats.org/officeDocument/2006/math" xmlns:aink="http://schemas.microsoft.com/office/drawing/2016/ink" xmlns:am3d="http://schemas.microsoft.com/office/drawing/2017/model3d" xmlns:oel="http://schemas.microsoft.com/office/2019/extlst" xmlns:r="http://schemas.openxmlformats.org/officeDocument/2006/relationships" xmlns:wp14="http://schemas.microsoft.com/office/word/2010/wordprocessingDrawing" xmlns:wp="http://schemas.openxmlformats.org/drawingml/2006/wordprocessingDrawing" xmlns:wpg="http://schemas.microsoft.com/office/word/2010/wordprocessingGroup" xmlns:wpi="http://schemas.microsoft.com/office/word/2010/wordprocessingInk" xmlns:wps="http://schemas.microsoft.com/office/word/2010/wordprocessingShape" xmlns:o="urn:schemas-microsoft-com:office:office" xmlns:v="urn:schemas-microsoft-com:vml" xmlns:w10="urn:schemas-microsoft-com:office:word" xmlns:w="http://schemas.openxmlformats.org/wordprocessingml/2006/main" xmlns:w14="http://schemas.microsoft.com/office/word/2010/wordml" xmlns:w15="http://schemas.microsoft.com/office/word/2012/wordml" xmlns:w16cei="http://schemas.microsoft.com/office/word/2026/wordml/cei" xmlns:w16cex="http://schemas.microsoft.com/office/word/2018/wordml/cex" xmlns:w16cid="http://schemas.microsoft.com/office/word/2016/wordml/cid" xmlns:w16="http://schemas.microsoft.com/office/word/2018/wordml" xmlns:w16sdtdh="http://schemas.microsoft.com/office/word/2020/wordml/sdtdatahash" xmlns:w16sdtfl="http://schemas.microsoft.com/office/word/2024/wordml/sdtformatlock" xmlns:w16se="http://schemas.microsoft.com/office/word/2015/wordml/symex" xmlns:w16du="http://schemas.microsoft.com/office/word/2023/wordml/word16du" xmlns:wne="http://schemas.microsoft.com/office/word/2006/wordml" mc:Ignorable="w14 w15 w16se w16cid w16 w16cex w16sdtdh w16sdtfl w16du wp14">
   <w:endnote w:type="separator" w:id="-1">
     <w:p>
       <w:pPr>
@@ -2485,7 +2025,7 @@
 </file>
 
 <file path=word/footer1.xml><?xml version="1.0" encoding="utf-8"?>
-<w:ftr xmlns:wpc="http://schemas.microsoft.com/office/word/2010/wordprocessingCanvas" xmlns:cx="http://schemas.microsoft.com/office/drawing/2014/chartex" xmlns:cx1="http://schemas.microsoft.com/office/drawing/2015/9/8/chartex" xmlns:cx2="http://schemas.microsoft.com/office/drawing/2015/10/21/chartex" xmlns:cx3="http://schemas.microsoft.com/office/drawing/2016/5/9/chartex" xmlns:cx4="http://schemas.microsoft.com/office/drawing/2016/5/10/chartex" xmlns:cx5="http://schemas.microsoft.com/office/drawing/2016/5/11/chartex" xmlns:cx6="http://schemas.microsoft.com/office/drawing/2016/5/12/chartex" xmlns:cx7="http://schemas.microsoft.com/office/drawing/2016/5/13/chartex" xmlns:cx8="http://schemas.microsoft.com/office/drawing/2016/5/14/chartex" xmlns:mc="http://schemas.openxmlformats.org/markup-compatibility/2006" xmlns:aink="http://schemas.microsoft.com/office/drawing/2016/ink" xmlns:am3d="http://schemas.microsoft.com/office/drawing/2017/model3d" xmlns:o="urn:schemas-microsoft-com:office:office" xmlns:oel="http://schemas.microsoft.com/office/2019/extlst" xmlns:r="http://schemas.openxmlformats.org/officeDocument/2006/relationships" xmlns:m="http://schemas.openxmlformats.org/officeDocument/2006/math" xmlns:v="urn:schemas-microsoft-com:vml" xmlns:wp14="http://schemas.microsoft.com/office/word/2010/wordprocessingDrawing" xmlns:wp="http://schemas.openxmlformats.org/drawingml/2006/wordprocessingDrawing" xmlns:w10="urn:schemas-microsoft-com:office:word" xmlns:w="http://schemas.openxmlformats.org/wordprocessingml/2006/main" xmlns:w14="http://schemas.microsoft.com/office/word/2010/wordml" xmlns:w15="http://schemas.microsoft.com/office/word/2012/wordml" xmlns:w16cex="http://schemas.microsoft.com/office/word/2018/wordml/cex" xmlns:w16cid="http://schemas.microsoft.com/office/word/2016/wordml/cid" xmlns:w16="http://schemas.microsoft.com/office/word/2018/wordml" xmlns:w16du="http://schemas.microsoft.com/office/word/2023/wordml/word16du" xmlns:w16sdtdh="http://schemas.microsoft.com/office/word/2020/wordml/sdtdatahash" xmlns:w16sdtfl="http://schemas.microsoft.com/office/word/2024/wordml/sdtformatlock" xmlns:w16se="http://schemas.microsoft.com/office/word/2015/wordml/symex" xmlns:wpg="http://schemas.microsoft.com/office/word/2010/wordprocessingGroup" xmlns:wpi="http://schemas.microsoft.com/office/word/2010/wordprocessingInk" xmlns:wne="http://schemas.microsoft.com/office/word/2006/wordml" xmlns:wps="http://schemas.microsoft.com/office/word/2010/wordprocessingShape" mc:Ignorable="w14 w15 w16se w16cid w16 w16cex w16sdtdh w16sdtfl w16du wp14">
+<w:ftr xmlns:wpc="http://schemas.microsoft.com/office/word/2010/wordprocessingCanvas" xmlns:cx="http://schemas.microsoft.com/office/drawing/2014/chartex" xmlns:cx1="http://schemas.microsoft.com/office/drawing/2015/9/8/chartex" xmlns:cx2="http://schemas.microsoft.com/office/drawing/2015/10/21/chartex" xmlns:cx3="http://schemas.microsoft.com/office/drawing/2016/5/9/chartex" xmlns:cx4="http://schemas.microsoft.com/office/drawing/2016/5/10/chartex" xmlns:cx5="http://schemas.microsoft.com/office/drawing/2016/5/11/chartex" xmlns:cx6="http://schemas.microsoft.com/office/drawing/2016/5/12/chartex" xmlns:cx7="http://schemas.microsoft.com/office/drawing/2016/5/13/chartex" xmlns:cx8="http://schemas.microsoft.com/office/drawing/2016/5/14/chartex" xmlns:mc="http://schemas.openxmlformats.org/markup-compatibility/2006" xmlns:m="http://schemas.openxmlformats.org/officeDocument/2006/math" xmlns:aink="http://schemas.microsoft.com/office/drawing/2016/ink" xmlns:am3d="http://schemas.microsoft.com/office/drawing/2017/model3d" xmlns:oel="http://schemas.microsoft.com/office/2019/extlst" xmlns:r="http://schemas.openxmlformats.org/officeDocument/2006/relationships" xmlns:wp14="http://schemas.microsoft.com/office/word/2010/wordprocessingDrawing" xmlns:wp="http://schemas.openxmlformats.org/drawingml/2006/wordprocessingDrawing" xmlns:wpg="http://schemas.microsoft.com/office/word/2010/wordprocessingGroup" xmlns:wpi="http://schemas.microsoft.com/office/word/2010/wordprocessingInk" xmlns:wps="http://schemas.microsoft.com/office/word/2010/wordprocessingShape" xmlns:o="urn:schemas-microsoft-com:office:office" xmlns:v="urn:schemas-microsoft-com:vml" xmlns:w10="urn:schemas-microsoft-com:office:word" xmlns:w="http://schemas.openxmlformats.org/wordprocessingml/2006/main" xmlns:w14="http://schemas.microsoft.com/office/word/2010/wordml" xmlns:w15="http://schemas.microsoft.com/office/word/2012/wordml" xmlns:w16cei="http://schemas.microsoft.com/office/word/2026/wordml/cei" xmlns:w16cex="http://schemas.microsoft.com/office/word/2018/wordml/cex" xmlns:w16cid="http://schemas.microsoft.com/office/word/2016/wordml/cid" xmlns:w16="http://schemas.microsoft.com/office/word/2018/wordml" xmlns:w16sdtdh="http://schemas.microsoft.com/office/word/2020/wordml/sdtdatahash" xmlns:w16sdtfl="http://schemas.microsoft.com/office/word/2024/wordml/sdtformatlock" xmlns:w16se="http://schemas.microsoft.com/office/word/2015/wordml/symex" xmlns:w16du="http://schemas.microsoft.com/office/word/2023/wordml/word16du" xmlns:wne="http://schemas.microsoft.com/office/word/2006/wordml" mc:Ignorable="w14 w15 w16se w16cid w16 w16cex w16sdtdh w16sdtfl w16du wp14">
   <w:p>
     <w:pPr>
       <w:pStyle w:val="Voettekst"/>
@@ -2541,7 +2081,7 @@
 </file>
 
 <file path=word/footnotes.xml><?xml version="1.0" encoding="utf-8"?>
-<w:footnotes xmlns:wpc="http://schemas.microsoft.com/office/word/2010/wordprocessingCanvas" xmlns:cx="http://schemas.microsoft.com/office/drawing/2014/chartex" xmlns:cx1="http://schemas.microsoft.com/office/drawing/2015/9/8/chartex" xmlns:cx2="http://schemas.microsoft.com/office/drawing/2015/10/21/chartex" xmlns:cx3="http://schemas.microsoft.com/office/drawing/2016/5/9/chartex" xmlns:cx4="http://schemas.microsoft.com/office/drawing/2016/5/10/chartex" xmlns:cx5="http://schemas.microsoft.com/office/drawing/2016/5/11/chartex" xmlns:cx6="http://schemas.microsoft.com/office/drawing/2016/5/12/chartex" xmlns:cx7="http://schemas.microsoft.com/office/drawing/2016/5/13/chartex" xmlns:cx8="http://schemas.microsoft.com/office/drawing/2016/5/14/chartex" xmlns:mc="http://schemas.openxmlformats.org/markup-compatibility/2006" xmlns:aink="http://schemas.microsoft.com/office/drawing/2016/ink" xmlns:am3d="http://schemas.microsoft.com/office/drawing/2017/model3d" xmlns:o="urn:schemas-microsoft-com:office:office" xmlns:oel="http://schemas.microsoft.com/office/2019/extlst" xmlns:r="http://schemas.openxmlformats.org/officeDocument/2006/relationships" xmlns:m="http://schemas.openxmlformats.org/officeDocument/2006/math" xmlns:v="urn:schemas-microsoft-com:vml" xmlns:wp14="http://schemas.microsoft.com/office/word/2010/wordprocessingDrawing" xmlns:wp="http://schemas.openxmlformats.org/drawingml/2006/wordprocessingDrawing" xmlns:w10="urn:schemas-microsoft-com:office:word" xmlns:w="http://schemas.openxmlformats.org/wordprocessingml/2006/main" xmlns:w14="http://schemas.microsoft.com/office/word/2010/wordml" xmlns:w15="http://schemas.microsoft.com/office/word/2012/wordml" xmlns:w16cex="http://schemas.microsoft.com/office/word/2018/wordml/cex" xmlns:w16cid="http://schemas.microsoft.com/office/word/2016/wordml/cid" xmlns:w16="http://schemas.microsoft.com/office/word/2018/wordml" xmlns:w16du="http://schemas.microsoft.com/office/word/2023/wordml/word16du" xmlns:w16sdtdh="http://schemas.microsoft.com/office/word/2020/wordml/sdtdatahash" xmlns:w16sdtfl="http://schemas.microsoft.com/office/word/2024/wordml/sdtformatlock" xmlns:w16se="http://schemas.microsoft.com/office/word/2015/wordml/symex" xmlns:wpg="http://schemas.microsoft.com/office/word/2010/wordprocessingGroup" xmlns:wpi="http://schemas.microsoft.com/office/word/2010/wordprocessingInk" xmlns:wne="http://schemas.microsoft.com/office/word/2006/wordml" xmlns:wps="http://schemas.microsoft.com/office/word/2010/wordprocessingShape" mc:Ignorable="w14 w15 w16se w16cid w16 w16cex w16sdtdh w16sdtfl w16du wp14">
+<w:footnotes xmlns:wpc="http://schemas.microsoft.com/office/word/2010/wordprocessingCanvas" xmlns:cx="http://schemas.microsoft.com/office/drawing/2014/chartex" xmlns:cx1="http://schemas.microsoft.com/office/drawing/2015/9/8/chartex" xmlns:cx2="http://schemas.microsoft.com/office/drawing/2015/10/21/chartex" xmlns:cx3="http://schemas.microsoft.com/office/drawing/2016/5/9/chartex" xmlns:cx4="http://schemas.microsoft.com/office/drawing/2016/5/10/chartex" xmlns:cx5="http://schemas.microsoft.com/office/drawing/2016/5/11/chartex" xmlns:cx6="http://schemas.microsoft.com/office/drawing/2016/5/12/chartex" xmlns:cx7="http://schemas.microsoft.com/office/drawing/2016/5/13/chartex" xmlns:cx8="http://schemas.microsoft.com/office/drawing/2016/5/14/chartex" xmlns:mc="http://schemas.openxmlformats.org/markup-compatibility/2006" xmlns:m="http://schemas.openxmlformats.org/officeDocument/2006/math" xmlns:aink="http://schemas.microsoft.com/office/drawing/2016/ink" xmlns:am3d="http://schemas.microsoft.com/office/drawing/2017/model3d" xmlns:oel="http://schemas.microsoft.com/office/2019/extlst" xmlns:r="http://schemas.openxmlformats.org/officeDocument/2006/relationships" xmlns:wp14="http://schemas.microsoft.com/office/word/2010/wordprocessingDrawing" xmlns:wp="http://schemas.openxmlformats.org/drawingml/2006/wordprocessingDrawing" xmlns:wpg="http://schemas.microsoft.com/office/word/2010/wordprocessingGroup" xmlns:wpi="http://schemas.microsoft.com/office/word/2010/wordprocessingInk" xmlns:wps="http://schemas.microsoft.com/office/word/2010/wordprocessingShape" xmlns:o="urn:schemas-microsoft-com:office:office" xmlns:v="urn:schemas-microsoft-com:vml" xmlns:w10="urn:schemas-microsoft-com:office:word" xmlns:w="http://schemas.openxmlformats.org/wordprocessingml/2006/main" xmlns:w14="http://schemas.microsoft.com/office/word/2010/wordml" xmlns:w15="http://schemas.microsoft.com/office/word/2012/wordml" xmlns:w16cei="http://schemas.microsoft.com/office/word/2026/wordml/cei" xmlns:w16cex="http://schemas.microsoft.com/office/word/2018/wordml/cex" xmlns:w16cid="http://schemas.microsoft.com/office/word/2016/wordml/cid" xmlns:w16="http://schemas.microsoft.com/office/word/2018/wordml" xmlns:w16sdtdh="http://schemas.microsoft.com/office/word/2020/wordml/sdtdatahash" xmlns:w16sdtfl="http://schemas.microsoft.com/office/word/2024/wordml/sdtformatlock" xmlns:w16se="http://schemas.microsoft.com/office/word/2015/wordml/symex" xmlns:w16du="http://schemas.microsoft.com/office/word/2023/wordml/word16du" xmlns:wne="http://schemas.microsoft.com/office/word/2006/wordml" mc:Ignorable="w14 w15 w16se w16cid w16 w16cex w16sdtdh w16sdtfl w16du wp14">
   <w:footnote w:type="separator" w:id="-1">
     <w:p>
       <w:pPr>
@@ -2566,7 +2106,7 @@
 </file>
 
 <file path=word/header1.xml><?xml version="1.0" encoding="utf-8"?>
-<w:hdr xmlns:wpc="http://schemas.microsoft.com/office/word/2010/wordprocessingCanvas" xmlns:cx="http://schemas.microsoft.com/office/drawing/2014/chartex" xmlns:cx1="http://schemas.microsoft.com/office/drawing/2015/9/8/chartex" xmlns:cx2="http://schemas.microsoft.com/office/drawing/2015/10/21/chartex" xmlns:cx3="http://schemas.microsoft.com/office/drawing/2016/5/9/chartex" xmlns:cx4="http://schemas.microsoft.com/office/drawing/2016/5/10/chartex" xmlns:cx5="http://schemas.microsoft.com/office/drawing/2016/5/11/chartex" xmlns:cx6="http://schemas.microsoft.com/office/drawing/2016/5/12/chartex" xmlns:cx7="http://schemas.microsoft.com/office/drawing/2016/5/13/chartex" xmlns:cx8="http://schemas.microsoft.com/office/drawing/2016/5/14/chartex" xmlns:mc="http://schemas.openxmlformats.org/markup-compatibility/2006" xmlns:aink="http://schemas.microsoft.com/office/drawing/2016/ink" xmlns:am3d="http://schemas.microsoft.com/office/drawing/2017/model3d" xmlns:o="urn:schemas-microsoft-com:office:office" xmlns:oel="http://schemas.microsoft.com/office/2019/extlst" xmlns:r="http://schemas.openxmlformats.org/officeDocument/2006/relationships" xmlns:m="http://schemas.openxmlformats.org/officeDocument/2006/math" xmlns:v="urn:schemas-microsoft-com:vml" xmlns:wp14="http://schemas.microsoft.com/office/word/2010/wordprocessingDrawing" xmlns:wp="http://schemas.openxmlformats.org/drawingml/2006/wordprocessingDrawing" xmlns:w10="urn:schemas-microsoft-com:office:word" xmlns:w="http://schemas.openxmlformats.org/wordprocessingml/2006/main" xmlns:w14="http://schemas.microsoft.com/office/word/2010/wordml" xmlns:w15="http://schemas.microsoft.com/office/word/2012/wordml" xmlns:w16cex="http://schemas.microsoft.com/office/word/2018/wordml/cex" xmlns:w16cid="http://schemas.microsoft.com/office/word/2016/wordml/cid" xmlns:w16="http://schemas.microsoft.com/office/word/2018/wordml" xmlns:w16du="http://schemas.microsoft.com/office/word/2023/wordml/word16du" xmlns:w16sdtdh="http://schemas.microsoft.com/office/word/2020/wordml/sdtdatahash" xmlns:w16sdtfl="http://schemas.microsoft.com/office/word/2024/wordml/sdtformatlock" xmlns:w16se="http://schemas.microsoft.com/office/word/2015/wordml/symex" xmlns:wpg="http://schemas.microsoft.com/office/word/2010/wordprocessingGroup" xmlns:wpi="http://schemas.microsoft.com/office/word/2010/wordprocessingInk" xmlns:wne="http://schemas.microsoft.com/office/word/2006/wordml" xmlns:wps="http://schemas.microsoft.com/office/word/2010/wordprocessingShape" mc:Ignorable="w14 w15 w16se w16cid w16 w16cex w16sdtdh w16sdtfl w16du wp14">
+<w:hdr xmlns:wpc="http://schemas.microsoft.com/office/word/2010/wordprocessingCanvas" xmlns:cx="http://schemas.microsoft.com/office/drawing/2014/chartex" xmlns:cx1="http://schemas.microsoft.com/office/drawing/2015/9/8/chartex" xmlns:cx2="http://schemas.microsoft.com/office/drawing/2015/10/21/chartex" xmlns:cx3="http://schemas.microsoft.com/office/drawing/2016/5/9/chartex" xmlns:cx4="http://schemas.microsoft.com/office/drawing/2016/5/10/chartex" xmlns:cx5="http://schemas.microsoft.com/office/drawing/2016/5/11/chartex" xmlns:cx6="http://schemas.microsoft.com/office/drawing/2016/5/12/chartex" xmlns:cx7="http://schemas.microsoft.com/office/drawing/2016/5/13/chartex" xmlns:cx8="http://schemas.microsoft.com/office/drawing/2016/5/14/chartex" xmlns:mc="http://schemas.openxmlformats.org/markup-compatibility/2006" xmlns:m="http://schemas.openxmlformats.org/officeDocument/2006/math" xmlns:aink="http://schemas.microsoft.com/office/drawing/2016/ink" xmlns:am3d="http://schemas.microsoft.com/office/drawing/2017/model3d" xmlns:oel="http://schemas.microsoft.com/office/2019/extlst" xmlns:r="http://schemas.openxmlformats.org/officeDocument/2006/relationships" xmlns:wp14="http://schemas.microsoft.com/office/word/2010/wordprocessingDrawing" xmlns:wp="http://schemas.openxmlformats.org/drawingml/2006/wordprocessingDrawing" xmlns:wpg="http://schemas.microsoft.com/office/word/2010/wordprocessingGroup" xmlns:wpi="http://schemas.microsoft.com/office/word/2010/wordprocessingInk" xmlns:wps="http://schemas.microsoft.com/office/word/2010/wordprocessingShape" xmlns:o="urn:schemas-microsoft-com:office:office" xmlns:v="urn:schemas-microsoft-com:vml" xmlns:w10="urn:schemas-microsoft-com:office:word" xmlns:w="http://schemas.openxmlformats.org/wordprocessingml/2006/main" xmlns:w14="http://schemas.microsoft.com/office/word/2010/wordml" xmlns:w15="http://schemas.microsoft.com/office/word/2012/wordml" xmlns:w16cei="http://schemas.microsoft.com/office/word/2026/wordml/cei" xmlns:w16cex="http://schemas.microsoft.com/office/word/2018/wordml/cex" xmlns:w16cid="http://schemas.microsoft.com/office/word/2016/wordml/cid" xmlns:w16="http://schemas.microsoft.com/office/word/2018/wordml" xmlns:w16sdtdh="http://schemas.microsoft.com/office/word/2020/wordml/sdtdatahash" xmlns:w16sdtfl="http://schemas.microsoft.com/office/word/2024/wordml/sdtformatlock" xmlns:w16se="http://schemas.microsoft.com/office/word/2015/wordml/symex" xmlns:w16du="http://schemas.microsoft.com/office/word/2023/wordml/word16du" xmlns:wne="http://schemas.microsoft.com/office/word/2006/wordml" mc:Ignorable="w14 w15 w16se w16cid w16 w16cex w16sdtdh w16sdtfl w16du wp14">
   <w:sdt>
     <w:sdtPr>
       <w:rPr>
@@ -2617,7 +2157,7 @@
 </file>
 
 <file path=word/header2.xml><?xml version="1.0" encoding="utf-8"?>
-<w:hdr xmlns:wpc="http://schemas.microsoft.com/office/word/2010/wordprocessingCanvas" xmlns:cx="http://schemas.microsoft.com/office/drawing/2014/chartex" xmlns:cx1="http://schemas.microsoft.com/office/drawing/2015/9/8/chartex" xmlns:cx2="http://schemas.microsoft.com/office/drawing/2015/10/21/chartex" xmlns:cx3="http://schemas.microsoft.com/office/drawing/2016/5/9/chartex" xmlns:cx4="http://schemas.microsoft.com/office/drawing/2016/5/10/chartex" xmlns:cx5="http://schemas.microsoft.com/office/drawing/2016/5/11/chartex" xmlns:cx6="http://schemas.microsoft.com/office/drawing/2016/5/12/chartex" xmlns:cx7="http://schemas.microsoft.com/office/drawing/2016/5/13/chartex" xmlns:cx8="http://schemas.microsoft.com/office/drawing/2016/5/14/chartex" xmlns:mc="http://schemas.openxmlformats.org/markup-compatibility/2006" xmlns:aink="http://schemas.microsoft.com/office/drawing/2016/ink" xmlns:am3d="http://schemas.microsoft.com/office/drawing/2017/model3d" xmlns:o="urn:schemas-microsoft-com:office:office" xmlns:oel="http://schemas.microsoft.com/office/2019/extlst" xmlns:r="http://schemas.openxmlformats.org/officeDocument/2006/relationships" xmlns:m="http://schemas.openxmlformats.org/officeDocument/2006/math" xmlns:v="urn:schemas-microsoft-com:vml" xmlns:wp14="http://schemas.microsoft.com/office/word/2010/wordprocessingDrawing" xmlns:wp="http://schemas.openxmlformats.org/drawingml/2006/wordprocessingDrawing" xmlns:w10="urn:schemas-microsoft-com:office:word" xmlns:w="http://schemas.openxmlformats.org/wordprocessingml/2006/main" xmlns:w14="http://schemas.microsoft.com/office/word/2010/wordml" xmlns:w15="http://schemas.microsoft.com/office/word/2012/wordml" xmlns:w16cex="http://schemas.microsoft.com/office/word/2018/wordml/cex" xmlns:w16cid="http://schemas.microsoft.com/office/word/2016/wordml/cid" xmlns:w16="http://schemas.microsoft.com/office/word/2018/wordml" xmlns:w16du="http://schemas.microsoft.com/office/word/2023/wordml/word16du" xmlns:w16sdtdh="http://schemas.microsoft.com/office/word/2020/wordml/sdtdatahash" xmlns:w16sdtfl="http://schemas.microsoft.com/office/word/2024/wordml/sdtformatlock" xmlns:w16se="http://schemas.microsoft.com/office/word/2015/wordml/symex" xmlns:wpg="http://schemas.microsoft.com/office/word/2010/wordprocessingGroup" xmlns:wpi="http://schemas.microsoft.com/office/word/2010/wordprocessingInk" xmlns:wne="http://schemas.microsoft.com/office/word/2006/wordml" xmlns:wps="http://schemas.microsoft.com/office/word/2010/wordprocessingShape" mc:Ignorable="w14 w15 w16se w16cid w16 w16cex w16sdtdh w16sdtfl w16du wp14">
+<w:hdr xmlns:wpc="http://schemas.microsoft.com/office/word/2010/wordprocessingCanvas" xmlns:cx="http://schemas.microsoft.com/office/drawing/2014/chartex" xmlns:cx1="http://schemas.microsoft.com/office/drawing/2015/9/8/chartex" xmlns:cx2="http://schemas.microsoft.com/office/drawing/2015/10/21/chartex" xmlns:cx3="http://schemas.microsoft.com/office/drawing/2016/5/9/chartex" xmlns:cx4="http://schemas.microsoft.com/office/drawing/2016/5/10/chartex" xmlns:cx5="http://schemas.microsoft.com/office/drawing/2016/5/11/chartex" xmlns:cx6="http://schemas.microsoft.com/office/drawing/2016/5/12/chartex" xmlns:cx7="http://schemas.microsoft.com/office/drawing/2016/5/13/chartex" xmlns:cx8="http://schemas.microsoft.com/office/drawing/2016/5/14/chartex" xmlns:mc="http://schemas.openxmlformats.org/markup-compatibility/2006" xmlns:m="http://schemas.openxmlformats.org/officeDocument/2006/math" xmlns:aink="http://schemas.microsoft.com/office/drawing/2016/ink" xmlns:am3d="http://schemas.microsoft.com/office/drawing/2017/model3d" xmlns:oel="http://schemas.microsoft.com/office/2019/extlst" xmlns:r="http://schemas.openxmlformats.org/officeDocument/2006/relationships" xmlns:wp14="http://schemas.microsoft.com/office/word/2010/wordprocessingDrawing" xmlns:wp="http://schemas.openxmlformats.org/drawingml/2006/wordprocessingDrawing" xmlns:wpg="http://schemas.microsoft.com/office/word/2010/wordprocessingGroup" xmlns:wpi="http://schemas.microsoft.com/office/word/2010/wordprocessingInk" xmlns:wps="http://schemas.microsoft.com/office/word/2010/wordprocessingShape" xmlns:o="urn:schemas-microsoft-com:office:office" xmlns:v="urn:schemas-microsoft-com:vml" xmlns:w10="urn:schemas-microsoft-com:office:word" xmlns:w="http://schemas.openxmlformats.org/wordprocessingml/2006/main" xmlns:w14="http://schemas.microsoft.com/office/word/2010/wordml" xmlns:w15="http://schemas.microsoft.com/office/word/2012/wordml" xmlns:w16cei="http://schemas.microsoft.com/office/word/2026/wordml/cei" xmlns:w16cex="http://schemas.microsoft.com/office/word/2018/wordml/cex" xmlns:w16cid="http://schemas.microsoft.com/office/word/2016/wordml/cid" xmlns:w16="http://schemas.microsoft.com/office/word/2018/wordml" xmlns:w16sdtdh="http://schemas.microsoft.com/office/word/2020/wordml/sdtdatahash" xmlns:w16sdtfl="http://schemas.microsoft.com/office/word/2024/wordml/sdtformatlock" xmlns:w16se="http://schemas.microsoft.com/office/word/2015/wordml/symex" xmlns:w16du="http://schemas.microsoft.com/office/word/2023/wordml/word16du" xmlns:wne="http://schemas.microsoft.com/office/word/2006/wordml" mc:Ignorable="w14 w15 w16se w16cid w16 w16cex w16sdtdh w16sdtfl w16du wp14">
   <w:sdt>
     <w:sdtPr>
       <w:rPr>
@@ -2688,7 +2228,7 @@
 </file>
 
 <file path=word/styles.xml><?xml version="1.0" encoding="utf-8"?>
-<w:styles xmlns:mc="http://schemas.openxmlformats.org/markup-compatibility/2006" xmlns:r="http://schemas.openxmlformats.org/officeDocument/2006/relationships" xmlns:w="http://schemas.openxmlformats.org/wordprocessingml/2006/main" xmlns:w14="http://schemas.microsoft.com/office/word/2010/wordml" xmlns:w15="http://schemas.microsoft.com/office/word/2012/wordml" xmlns:w16cex="http://schemas.microsoft.com/office/word/2018/wordml/cex" xmlns:w16cid="http://schemas.microsoft.com/office/word/2016/wordml/cid" xmlns:w16="http://schemas.microsoft.com/office/word/2018/wordml" xmlns:w16du="http://schemas.microsoft.com/office/word/2023/wordml/word16du" xmlns:w16sdtdh="http://schemas.microsoft.com/office/word/2020/wordml/sdtdatahash" xmlns:w16sdtfl="http://schemas.microsoft.com/office/word/2024/wordml/sdtformatlock" xmlns:w16se="http://schemas.microsoft.com/office/word/2015/wordml/symex" mc:Ignorable="w14 w15 w16se w16cid w16 w16cex w16sdtdh w16sdtfl w16du">
+<w:styles xmlns:mc="http://schemas.openxmlformats.org/markup-compatibility/2006" xmlns:r="http://schemas.openxmlformats.org/officeDocument/2006/relationships" xmlns:w="http://schemas.openxmlformats.org/wordprocessingml/2006/main" xmlns:w14="http://schemas.microsoft.com/office/word/2010/wordml" xmlns:w15="http://schemas.microsoft.com/office/word/2012/wordml" xmlns:w16cex="http://schemas.microsoft.com/office/word/2018/wordml/cex" xmlns:w16cid="http://schemas.microsoft.com/office/word/2016/wordml/cid" xmlns:w16="http://schemas.microsoft.com/office/word/2018/wordml" xmlns:w16sdtdh="http://schemas.microsoft.com/office/word/2020/wordml/sdtdatahash" xmlns:w16sdtfl="http://schemas.microsoft.com/office/word/2024/wordml/sdtformatlock" xmlns:w16se="http://schemas.microsoft.com/office/word/2015/wordml/symex" xmlns:w16du="http://schemas.microsoft.com/office/word/2023/wordml/word16du" mc:Ignorable="w14 w15 w16se w16cid w16 w16cex w16sdtdh w16sdtfl w16du">
   <w:docDefaults>
     <w:rPrDefault>
       <w:rPr>
